--- a/templates/meeting-form.docx
+++ b/templates/meeting-form.docx
@@ -1568,7 +1568,51 @@
                 <w:sz w:val="16"/>
                 <w:szCs w:val="16"/>
               </w:rPr>
-              <w:t xml:space="preserve">※参加者に出す課題。1行に1つ</w:t>
+              <w:t xml:space="preserve">※次回までに参加者に出す課題。1行に1つ（その場で行う演習・ワークは、下の欄に書く）</w:t>
+            </w:r>
+          </w:p>
+        </w:tc>
+        <w:tc>
+          <w:tcPr>
+            <w:tcW w:w="6800" w:type="dxa"/>
+          </w:tcPr>
+          <w:p>
+            <w:pPr>
+              <w:spacing w:after="0"/>
+            </w:pPr>
+          </w:p>
+        </w:tc>
+      </w:tr>
+      <w:tr>
+        <w:tc>
+          <w:tcPr>
+            <w:tcW w:w="3000" w:type="dxa"/>
+            <w:shd w:val="clear" w:color="auto" w:fill="F3EEE6"/>
+          </w:tcPr>
+          <w:p>
+            <w:pPr>
+              <w:spacing w:after="20"/>
+            </w:pPr>
+            <w:r>
+              <w:rPr>
+                <w:rFonts w:ascii="Yu Gothic" w:hAnsi="Yu Gothic" w:eastAsia="Yu Gothic"/>
+                <w:b/>
+              </w:rPr>
+              <w:t xml:space="preserve">演習・ワーク（省略可）</w:t>
+            </w:r>
+          </w:p>
+          <w:p>
+            <w:pPr>
+              <w:spacing w:after="0"/>
+            </w:pPr>
+            <w:r>
+              <w:rPr>
+                <w:rFonts w:ascii="Yu Gothic" w:hAnsi="Yu Gothic" w:eastAsia="Yu Gothic"/>
+                <w:color w:val="888888"/>
+                <w:sz w:val="16"/>
+                <w:szCs w:val="16"/>
+              </w:rPr>
+              <w:t xml:space="preserve">※その場で行うもの。1行に1つ（宿題とは分ける）</w:t>
             </w:r>
           </w:p>
         </w:tc>
@@ -2681,7 +2725,51 @@
                 <w:sz w:val="16"/>
                 <w:szCs w:val="16"/>
               </w:rPr>
-              <w:t xml:space="preserve">※参加者に出す課題。1行に1つ</w:t>
+              <w:t xml:space="preserve">※次回までに参加者に出す課題。1行に1つ（その場で行う演習・ワークは、下の欄に書く）</w:t>
+            </w:r>
+          </w:p>
+        </w:tc>
+        <w:tc>
+          <w:tcPr>
+            <w:tcW w:w="6800" w:type="dxa"/>
+          </w:tcPr>
+          <w:p>
+            <w:pPr>
+              <w:spacing w:after="0"/>
+            </w:pPr>
+          </w:p>
+        </w:tc>
+      </w:tr>
+      <w:tr>
+        <w:tc>
+          <w:tcPr>
+            <w:tcW w:w="3000" w:type="dxa"/>
+            <w:shd w:val="clear" w:color="auto" w:fill="F3EEE6"/>
+          </w:tcPr>
+          <w:p>
+            <w:pPr>
+              <w:spacing w:after="20"/>
+            </w:pPr>
+            <w:r>
+              <w:rPr>
+                <w:rFonts w:ascii="Yu Gothic" w:hAnsi="Yu Gothic" w:eastAsia="Yu Gothic"/>
+                <w:b/>
+              </w:rPr>
+              <w:t xml:space="preserve">演習・ワーク（省略可）</w:t>
+            </w:r>
+          </w:p>
+          <w:p>
+            <w:pPr>
+              <w:spacing w:after="0"/>
+            </w:pPr>
+            <w:r>
+              <w:rPr>
+                <w:rFonts w:ascii="Yu Gothic" w:hAnsi="Yu Gothic" w:eastAsia="Yu Gothic"/>
+                <w:color w:val="888888"/>
+                <w:sz w:val="16"/>
+                <w:szCs w:val="16"/>
+              </w:rPr>
+              <w:t xml:space="preserve">※その場で行うもの。1行に1つ（宿題とは分ける）</w:t>
             </w:r>
           </w:p>
         </w:tc>
@@ -3794,7 +3882,51 @@
                 <w:sz w:val="16"/>
                 <w:szCs w:val="16"/>
               </w:rPr>
-              <w:t xml:space="preserve">※参加者に出す課題。1行に1つ</w:t>
+              <w:t xml:space="preserve">※次回までに参加者に出す課題。1行に1つ（その場で行う演習・ワークは、下の欄に書く）</w:t>
+            </w:r>
+          </w:p>
+        </w:tc>
+        <w:tc>
+          <w:tcPr>
+            <w:tcW w:w="6800" w:type="dxa"/>
+          </w:tcPr>
+          <w:p>
+            <w:pPr>
+              <w:spacing w:after="0"/>
+            </w:pPr>
+          </w:p>
+        </w:tc>
+      </w:tr>
+      <w:tr>
+        <w:tc>
+          <w:tcPr>
+            <w:tcW w:w="3000" w:type="dxa"/>
+            <w:shd w:val="clear" w:color="auto" w:fill="F3EEE6"/>
+          </w:tcPr>
+          <w:p>
+            <w:pPr>
+              <w:spacing w:after="20"/>
+            </w:pPr>
+            <w:r>
+              <w:rPr>
+                <w:rFonts w:ascii="Yu Gothic" w:hAnsi="Yu Gothic" w:eastAsia="Yu Gothic"/>
+                <w:b/>
+              </w:rPr>
+              <w:t xml:space="preserve">演習・ワーク（省略可）</w:t>
+            </w:r>
+          </w:p>
+          <w:p>
+            <w:pPr>
+              <w:spacing w:after="0"/>
+            </w:pPr>
+            <w:r>
+              <w:rPr>
+                <w:rFonts w:ascii="Yu Gothic" w:hAnsi="Yu Gothic" w:eastAsia="Yu Gothic"/>
+                <w:color w:val="888888"/>
+                <w:sz w:val="16"/>
+                <w:szCs w:val="16"/>
+              </w:rPr>
+              <w:t xml:space="preserve">※その場で行うもの。1行に1つ（宿題とは分ける）</w:t>
             </w:r>
           </w:p>
         </w:tc>
@@ -4907,7 +5039,51 @@
                 <w:sz w:val="16"/>
                 <w:szCs w:val="16"/>
               </w:rPr>
-              <w:t xml:space="preserve">※参加者に出す課題。1行に1つ</w:t>
+              <w:t xml:space="preserve">※次回までに参加者に出す課題。1行に1つ（その場で行う演習・ワークは、下の欄に書く）</w:t>
+            </w:r>
+          </w:p>
+        </w:tc>
+        <w:tc>
+          <w:tcPr>
+            <w:tcW w:w="6800" w:type="dxa"/>
+          </w:tcPr>
+          <w:p>
+            <w:pPr>
+              <w:spacing w:after="0"/>
+            </w:pPr>
+          </w:p>
+        </w:tc>
+      </w:tr>
+      <w:tr>
+        <w:tc>
+          <w:tcPr>
+            <w:tcW w:w="3000" w:type="dxa"/>
+            <w:shd w:val="clear" w:color="auto" w:fill="F3EEE6"/>
+          </w:tcPr>
+          <w:p>
+            <w:pPr>
+              <w:spacing w:after="20"/>
+            </w:pPr>
+            <w:r>
+              <w:rPr>
+                <w:rFonts w:ascii="Yu Gothic" w:hAnsi="Yu Gothic" w:eastAsia="Yu Gothic"/>
+                <w:b/>
+              </w:rPr>
+              <w:t xml:space="preserve">演習・ワーク（省略可）</w:t>
+            </w:r>
+          </w:p>
+          <w:p>
+            <w:pPr>
+              <w:spacing w:after="0"/>
+            </w:pPr>
+            <w:r>
+              <w:rPr>
+                <w:rFonts w:ascii="Yu Gothic" w:hAnsi="Yu Gothic" w:eastAsia="Yu Gothic"/>
+                <w:color w:val="888888"/>
+                <w:sz w:val="16"/>
+                <w:szCs w:val="16"/>
+              </w:rPr>
+              <w:t xml:space="preserve">※その場で行うもの。1行に1つ（宿題とは分ける）</w:t>
             </w:r>
           </w:p>
         </w:tc>
